--- a/Sem-2/Java/Java Provided/Material/Practice Prog/MIDSEM Practice Prog.docx
+++ b/Sem-2/Java/Java Provided/Material/Practice Prog/MIDSEM Practice Prog.docx
@@ -33,23 +33,23 @@
           <w:szCs w:val="24"/>
         </w:rPr>
       </w:pPr>
-      <w:bookmarkStart w:id="0" w:name="_GoBack"/>
-      <w:bookmarkEnd w:id="0"/>
-    </w:p>
-    <w:p>
-      <w:pPr>
-        <w:spacing w:before="100" w:beforeAutospacing="1" w:after="100" w:afterAutospacing="1" w:line="240" w:lineRule="auto"/>
-        <w:rPr>
-          <w:rFonts w:ascii="Times New Roman" w:eastAsia="Times New Roman" w:hAnsi="Times New Roman" w:cs="Times New Roman"/>
-          <w:sz w:val="24"/>
-          <w:szCs w:val="24"/>
-        </w:rPr>
-      </w:pPr>
-      <w:r>
-        <w:rPr>
-          <w:rFonts w:ascii="Times New Roman" w:eastAsia="Times New Roman" w:hAnsi="Times New Roman" w:cs="Times New Roman"/>
-          <w:sz w:val="24"/>
-          <w:szCs w:val="24"/>
+    </w:p>
+    <w:p>
+      <w:pPr>
+        <w:spacing w:before="100" w:beforeAutospacing="1" w:after="100" w:afterAutospacing="1" w:line="240" w:lineRule="auto"/>
+        <w:rPr>
+          <w:rFonts w:ascii="Times New Roman" w:eastAsia="Times New Roman" w:hAnsi="Times New Roman" w:cs="Times New Roman"/>
+          <w:sz w:val="24"/>
+          <w:szCs w:val="24"/>
+          <w:highlight w:val="yellow"/>
+        </w:rPr>
+      </w:pPr>
+      <w:r>
+        <w:rPr>
+          <w:rFonts w:ascii="Times New Roman" w:eastAsia="Times New Roman" w:hAnsi="Times New Roman" w:cs="Times New Roman"/>
+          <w:sz w:val="24"/>
+          <w:szCs w:val="24"/>
+          <w:highlight w:val="yellow"/>
         </w:rPr>
         <w:t xml:space="preserve">Custom Exception: </w:t>
       </w:r>
@@ -59,6 +59,7 @@
           <w:rFonts w:ascii="Times New Roman" w:eastAsia="Times New Roman" w:hAnsi="Times New Roman" w:cs="Times New Roman"/>
           <w:sz w:val="24"/>
           <w:szCs w:val="24"/>
+          <w:highlight w:val="yellow"/>
         </w:rPr>
         <w:t>InvalidMarksException</w:t>
       </w:r>
@@ -68,6 +69,7 @@
           <w:rFonts w:ascii="Times New Roman" w:eastAsia="Times New Roman" w:hAnsi="Times New Roman" w:cs="Times New Roman"/>
           <w:sz w:val="24"/>
           <w:szCs w:val="24"/>
+          <w:highlight w:val="yellow"/>
         </w:rPr>
         <w:br/>
         <w:t>Extends: Exception</w:t>
@@ -77,9 +79,167 @@
           <w:rFonts w:ascii="Times New Roman" w:eastAsia="Times New Roman" w:hAnsi="Times New Roman" w:cs="Times New Roman"/>
           <w:sz w:val="24"/>
           <w:szCs w:val="24"/>
+          <w:highlight w:val="yellow"/>
         </w:rPr>
         <w:br/>
         <w:t>Used when marks are less than 0 or greater than 100</w:t>
+      </w:r>
+    </w:p>
+    <w:p>
+      <w:pPr>
+        <w:spacing w:after="0" w:line="240" w:lineRule="auto"/>
+        <w:rPr>
+          <w:rFonts w:ascii="Times New Roman" w:eastAsia="Times New Roman" w:hAnsi="Times New Roman" w:cs="Times New Roman"/>
+          <w:sz w:val="24"/>
+          <w:szCs w:val="24"/>
+        </w:rPr>
+      </w:pPr>
+      <w:r>
+        <w:rPr>
+          <w:rFonts w:ascii="Times New Roman" w:eastAsia="Times New Roman" w:hAnsi="Times New Roman" w:cs="Times New Roman"/>
+          <w:sz w:val="24"/>
+          <w:szCs w:val="24"/>
+          <w:highlight w:val="yellow"/>
+        </w:rPr>
+        <w:pict>
+          <v:rect id="_x0000_i1025" style="width:0;height:1.5pt" o:hralign="center" o:hrstd="t" o:hr="t" fillcolor="#a0a0a0" stroked="f"/>
+        </w:pict>
+      </w:r>
+    </w:p>
+    <w:p>
+      <w:pPr>
+        <w:spacing w:before="100" w:beforeAutospacing="1" w:after="100" w:afterAutospacing="1" w:line="240" w:lineRule="auto"/>
+        <w:rPr>
+          <w:rFonts w:ascii="Times New Roman" w:eastAsia="Times New Roman" w:hAnsi="Times New Roman" w:cs="Times New Roman"/>
+          <w:sz w:val="24"/>
+          <w:szCs w:val="24"/>
+        </w:rPr>
+      </w:pPr>
+      <w:r>
+        <w:rPr>
+          <w:rFonts w:ascii="Times New Roman" w:eastAsia="Times New Roman" w:hAnsi="Times New Roman" w:cs="Times New Roman"/>
+          <w:sz w:val="24"/>
+          <w:szCs w:val="24"/>
+        </w:rPr>
+        <w:t>Interface: Exam</w:t>
+      </w:r>
+    </w:p>
+    <w:p>
+      <w:pPr>
+        <w:spacing w:before="100" w:beforeAutospacing="1" w:after="100" w:afterAutospacing="1" w:line="240" w:lineRule="auto"/>
+        <w:rPr>
+          <w:rFonts w:ascii="Times New Roman" w:eastAsia="Times New Roman" w:hAnsi="Times New Roman" w:cs="Times New Roman"/>
+          <w:sz w:val="24"/>
+          <w:szCs w:val="24"/>
+        </w:rPr>
+      </w:pPr>
+      <w:r>
+        <w:rPr>
+          <w:rFonts w:ascii="Times New Roman" w:eastAsia="Times New Roman" w:hAnsi="Times New Roman" w:cs="Times New Roman"/>
+          <w:sz w:val="24"/>
+          <w:szCs w:val="24"/>
+        </w:rPr>
+        <w:t>Methods</w:t>
+      </w:r>
+      <w:proofErr w:type="gramStart"/>
+      <w:r>
+        <w:rPr>
+          <w:rFonts w:ascii="Times New Roman" w:eastAsia="Times New Roman" w:hAnsi="Times New Roman" w:cs="Times New Roman"/>
+          <w:sz w:val="24"/>
+          <w:szCs w:val="24"/>
+        </w:rPr>
+        <w:t>:</w:t>
+      </w:r>
+      <w:proofErr w:type="gramEnd"/>
+      <w:r>
+        <w:rPr>
+          <w:rFonts w:ascii="Times New Roman" w:eastAsia="Times New Roman" w:hAnsi="Times New Roman" w:cs="Times New Roman"/>
+          <w:sz w:val="24"/>
+          <w:szCs w:val="24"/>
+        </w:rPr>
+        <w:br/>
+        <w:t xml:space="preserve">public void </w:t>
+      </w:r>
+      <w:proofErr w:type="spellStart"/>
+      <w:r>
+        <w:rPr>
+          <w:rFonts w:ascii="Times New Roman" w:eastAsia="Times New Roman" w:hAnsi="Times New Roman" w:cs="Times New Roman"/>
+          <w:sz w:val="24"/>
+          <w:szCs w:val="24"/>
+        </w:rPr>
+        <w:t>enterMarks</w:t>
+      </w:r>
+      <w:proofErr w:type="spellEnd"/>
+      <w:r>
+        <w:rPr>
+          <w:rFonts w:ascii="Times New Roman" w:eastAsia="Times New Roman" w:hAnsi="Times New Roman" w:cs="Times New Roman"/>
+          <w:sz w:val="24"/>
+          <w:szCs w:val="24"/>
+        </w:rPr>
+        <w:t>(</w:t>
+      </w:r>
+      <w:proofErr w:type="spellStart"/>
+      <w:r>
+        <w:rPr>
+          <w:rFonts w:ascii="Times New Roman" w:eastAsia="Times New Roman" w:hAnsi="Times New Roman" w:cs="Times New Roman"/>
+          <w:sz w:val="24"/>
+          <w:szCs w:val="24"/>
+        </w:rPr>
+        <w:t>int</w:t>
+      </w:r>
+      <w:proofErr w:type="spellEnd"/>
+      <w:r>
+        <w:rPr>
+          <w:rFonts w:ascii="Times New Roman" w:eastAsia="Times New Roman" w:hAnsi="Times New Roman" w:cs="Times New Roman"/>
+          <w:sz w:val="24"/>
+          <w:szCs w:val="24"/>
+        </w:rPr>
+        <w:t xml:space="preserve"> marks) throws </w:t>
+      </w:r>
+      <w:proofErr w:type="spellStart"/>
+      <w:r>
+        <w:rPr>
+          <w:rFonts w:ascii="Times New Roman" w:eastAsia="Times New Roman" w:hAnsi="Times New Roman" w:cs="Times New Roman"/>
+          <w:sz w:val="24"/>
+          <w:szCs w:val="24"/>
+        </w:rPr>
+        <w:t>InvalidMarksException</w:t>
+      </w:r>
+      <w:proofErr w:type="spellEnd"/>
+      <w:r>
+        <w:rPr>
+          <w:rFonts w:ascii="Times New Roman" w:eastAsia="Times New Roman" w:hAnsi="Times New Roman" w:cs="Times New Roman"/>
+          <w:sz w:val="24"/>
+          <w:szCs w:val="24"/>
+        </w:rPr>
+        <w:t>;</w:t>
+      </w:r>
+      <w:r>
+        <w:rPr>
+          <w:rFonts w:ascii="Times New Roman" w:eastAsia="Times New Roman" w:hAnsi="Times New Roman" w:cs="Times New Roman"/>
+          <w:sz w:val="24"/>
+          <w:szCs w:val="24"/>
+        </w:rPr>
+        <w:br/>
+        <w:t xml:space="preserve">public void </w:t>
+      </w:r>
+      <w:proofErr w:type="spellStart"/>
+      <w:r>
+        <w:rPr>
+          <w:rFonts w:ascii="Times New Roman" w:eastAsia="Times New Roman" w:hAnsi="Times New Roman" w:cs="Times New Roman"/>
+          <w:sz w:val="24"/>
+          <w:szCs w:val="24"/>
+        </w:rPr>
+        <w:t>calculateGrade</w:t>
+      </w:r>
+      <w:proofErr w:type="spellEnd"/>
+      <w:r>
+        <w:rPr>
+          <w:rFonts w:ascii="Times New Roman" w:eastAsia="Times New Roman" w:hAnsi="Times New Roman" w:cs="Times New Roman"/>
+          <w:sz w:val="24"/>
+          <w:szCs w:val="24"/>
+        </w:rPr>
+        <w:t>();</w:t>
       </w:r>
     </w:p>
     <w:p>
@@ -117,26 +277,36 @@
           <w:sz w:val="24"/>
           <w:szCs w:val="24"/>
         </w:rPr>
-        <w:t>Interface: Exam</w:t>
-      </w:r>
-    </w:p>
-    <w:p>
-      <w:pPr>
-        <w:spacing w:before="100" w:beforeAutospacing="1" w:after="100" w:afterAutospacing="1" w:line="240" w:lineRule="auto"/>
-        <w:rPr>
-          <w:rFonts w:ascii="Times New Roman" w:eastAsia="Times New Roman" w:hAnsi="Times New Roman" w:cs="Times New Roman"/>
-          <w:sz w:val="24"/>
-          <w:szCs w:val="24"/>
-        </w:rPr>
-      </w:pPr>
-      <w:r>
-        <w:rPr>
-          <w:rFonts w:ascii="Times New Roman" w:eastAsia="Times New Roman" w:hAnsi="Times New Roman" w:cs="Times New Roman"/>
-          <w:sz w:val="24"/>
-          <w:szCs w:val="24"/>
-        </w:rPr>
-        <w:t>Methods</w:t>
-      </w:r>
+        <w:t>Abstract Class: Person</w:t>
+      </w:r>
+    </w:p>
+    <w:p>
+      <w:pPr>
+        <w:spacing w:before="100" w:beforeAutospacing="1" w:after="100" w:afterAutospacing="1" w:line="240" w:lineRule="auto"/>
+        <w:rPr>
+          <w:rFonts w:ascii="Times New Roman" w:eastAsia="Times New Roman" w:hAnsi="Times New Roman" w:cs="Times New Roman"/>
+          <w:sz w:val="24"/>
+          <w:szCs w:val="24"/>
+        </w:rPr>
+      </w:pPr>
+      <w:r>
+        <w:rPr>
+          <w:rFonts w:ascii="Times New Roman" w:eastAsia="Times New Roman" w:hAnsi="Times New Roman" w:cs="Times New Roman"/>
+          <w:sz w:val="24"/>
+          <w:szCs w:val="24"/>
+        </w:rPr>
+        <w:t xml:space="preserve">Access </w:t>
+      </w:r>
+      <w:proofErr w:type="spellStart"/>
+      <w:r>
+        <w:rPr>
+          <w:rFonts w:ascii="Times New Roman" w:eastAsia="Times New Roman" w:hAnsi="Times New Roman" w:cs="Times New Roman"/>
+          <w:sz w:val="24"/>
+          <w:szCs w:val="24"/>
+        </w:rPr>
+        <w:t>Specifiers</w:t>
+      </w:r>
+      <w:proofErr w:type="spellEnd"/>
       <w:proofErr w:type="gramStart"/>
       <w:r>
         <w:rPr>
@@ -154,25 +324,7 @@
           <w:szCs w:val="24"/>
         </w:rPr>
         <w:br/>
-        <w:t xml:space="preserve">public void </w:t>
-      </w:r>
-      <w:proofErr w:type="spellStart"/>
-      <w:r>
-        <w:rPr>
-          <w:rFonts w:ascii="Times New Roman" w:eastAsia="Times New Roman" w:hAnsi="Times New Roman" w:cs="Times New Roman"/>
-          <w:sz w:val="24"/>
-          <w:szCs w:val="24"/>
-        </w:rPr>
-        <w:t>enterMarks</w:t>
-      </w:r>
-      <w:proofErr w:type="spellEnd"/>
-      <w:r>
-        <w:rPr>
-          <w:rFonts w:ascii="Times New Roman" w:eastAsia="Times New Roman" w:hAnsi="Times New Roman" w:cs="Times New Roman"/>
-          <w:sz w:val="24"/>
-          <w:szCs w:val="24"/>
-        </w:rPr>
-        <w:t>(</w:t>
+        <w:t xml:space="preserve">private </w:t>
       </w:r>
       <w:proofErr w:type="spellStart"/>
       <w:r>
@@ -190,43 +342,179 @@
           <w:sz w:val="24"/>
           <w:szCs w:val="24"/>
         </w:rPr>
-        <w:t xml:space="preserve"> marks) throws </w:t>
-      </w:r>
-      <w:proofErr w:type="spellStart"/>
-      <w:r>
-        <w:rPr>
-          <w:rFonts w:ascii="Times New Roman" w:eastAsia="Times New Roman" w:hAnsi="Times New Roman" w:cs="Times New Roman"/>
-          <w:sz w:val="24"/>
-          <w:szCs w:val="24"/>
-        </w:rPr>
-        <w:t>InvalidMarksException</w:t>
-      </w:r>
-      <w:proofErr w:type="spellEnd"/>
-      <w:r>
-        <w:rPr>
-          <w:rFonts w:ascii="Times New Roman" w:eastAsia="Times New Roman" w:hAnsi="Times New Roman" w:cs="Times New Roman"/>
-          <w:sz w:val="24"/>
-          <w:szCs w:val="24"/>
-        </w:rPr>
-        <w:t>;</w:t>
-      </w:r>
-      <w:r>
-        <w:rPr>
-          <w:rFonts w:ascii="Times New Roman" w:eastAsia="Times New Roman" w:hAnsi="Times New Roman" w:cs="Times New Roman"/>
-          <w:sz w:val="24"/>
-          <w:szCs w:val="24"/>
-        </w:rPr>
-        <w:br/>
-        <w:t xml:space="preserve">public void </w:t>
-      </w:r>
-      <w:proofErr w:type="spellStart"/>
-      <w:r>
-        <w:rPr>
-          <w:rFonts w:ascii="Times New Roman" w:eastAsia="Times New Roman" w:hAnsi="Times New Roman" w:cs="Times New Roman"/>
-          <w:sz w:val="24"/>
-          <w:szCs w:val="24"/>
-        </w:rPr>
-        <w:t>calculateGrade</w:t>
+        <w:t xml:space="preserve"> id;</w:t>
+      </w:r>
+      <w:r>
+        <w:rPr>
+          <w:rFonts w:ascii="Times New Roman" w:eastAsia="Times New Roman" w:hAnsi="Times New Roman" w:cs="Times New Roman"/>
+          <w:sz w:val="24"/>
+          <w:szCs w:val="24"/>
+        </w:rPr>
+        <w:br/>
+        <w:t>protected String name;</w:t>
+      </w:r>
+      <w:r>
+        <w:rPr>
+          <w:rFonts w:ascii="Times New Roman" w:eastAsia="Times New Roman" w:hAnsi="Times New Roman" w:cs="Times New Roman"/>
+          <w:sz w:val="24"/>
+          <w:szCs w:val="24"/>
+        </w:rPr>
+        <w:br/>
+        <w:t xml:space="preserve">public String </w:t>
+      </w:r>
+      <w:r>
+        <w:rPr>
+          <w:rFonts w:ascii="Times New Roman" w:eastAsia="Times New Roman" w:hAnsi="Times New Roman" w:cs="Times New Roman"/>
+          <w:sz w:val="24"/>
+          <w:szCs w:val="24"/>
+        </w:rPr>
+        <w:t xml:space="preserve">final </w:t>
+      </w:r>
+      <w:proofErr w:type="spellStart"/>
+      <w:r>
+        <w:rPr>
+          <w:rFonts w:ascii="Times New Roman" w:eastAsia="Times New Roman" w:hAnsi="Times New Roman" w:cs="Times New Roman"/>
+          <w:sz w:val="24"/>
+          <w:szCs w:val="24"/>
+        </w:rPr>
+        <w:t>collegeName</w:t>
+      </w:r>
+      <w:proofErr w:type="spellEnd"/>
+      <w:r>
+        <w:rPr>
+          <w:rFonts w:ascii="Times New Roman" w:eastAsia="Times New Roman" w:hAnsi="Times New Roman" w:cs="Times New Roman"/>
+          <w:sz w:val="24"/>
+          <w:szCs w:val="24"/>
+        </w:rPr>
+        <w:t xml:space="preserve"> = "ABC College";</w:t>
+      </w:r>
+    </w:p>
+    <w:p>
+      <w:pPr>
+        <w:spacing w:before="100" w:beforeAutospacing="1" w:after="100" w:afterAutospacing="1" w:line="240" w:lineRule="auto"/>
+        <w:rPr>
+          <w:rFonts w:ascii="Times New Roman" w:eastAsia="Times New Roman" w:hAnsi="Times New Roman" w:cs="Times New Roman"/>
+          <w:sz w:val="24"/>
+          <w:szCs w:val="24"/>
+        </w:rPr>
+      </w:pPr>
+      <w:r>
+        <w:rPr>
+          <w:rFonts w:ascii="Times New Roman" w:eastAsia="Times New Roman" w:hAnsi="Times New Roman" w:cs="Times New Roman"/>
+          <w:sz w:val="24"/>
+          <w:szCs w:val="24"/>
+        </w:rPr>
+        <w:t>Constructor</w:t>
+      </w:r>
+      <w:proofErr w:type="gramStart"/>
+      <w:r>
+        <w:rPr>
+          <w:rFonts w:ascii="Times New Roman" w:eastAsia="Times New Roman" w:hAnsi="Times New Roman" w:cs="Times New Roman"/>
+          <w:sz w:val="24"/>
+          <w:szCs w:val="24"/>
+        </w:rPr>
+        <w:t>:</w:t>
+      </w:r>
+      <w:proofErr w:type="gramEnd"/>
+      <w:r>
+        <w:rPr>
+          <w:rFonts w:ascii="Times New Roman" w:eastAsia="Times New Roman" w:hAnsi="Times New Roman" w:cs="Times New Roman"/>
+          <w:sz w:val="24"/>
+          <w:szCs w:val="24"/>
+        </w:rPr>
+        <w:br/>
+        <w:t>Person(</w:t>
+      </w:r>
+      <w:proofErr w:type="spellStart"/>
+      <w:r>
+        <w:rPr>
+          <w:rFonts w:ascii="Times New Roman" w:eastAsia="Times New Roman" w:hAnsi="Times New Roman" w:cs="Times New Roman"/>
+          <w:sz w:val="24"/>
+          <w:szCs w:val="24"/>
+        </w:rPr>
+        <w:t>int</w:t>
+      </w:r>
+      <w:proofErr w:type="spellEnd"/>
+      <w:r>
+        <w:rPr>
+          <w:rFonts w:ascii="Times New Roman" w:eastAsia="Times New Roman" w:hAnsi="Times New Roman" w:cs="Times New Roman"/>
+          <w:sz w:val="24"/>
+          <w:szCs w:val="24"/>
+        </w:rPr>
+        <w:t xml:space="preserve"> id, String name)</w:t>
+      </w:r>
+      <w:r>
+        <w:rPr>
+          <w:rFonts w:ascii="Times New Roman" w:eastAsia="Times New Roman" w:hAnsi="Times New Roman" w:cs="Times New Roman"/>
+          <w:sz w:val="24"/>
+          <w:szCs w:val="24"/>
+        </w:rPr>
+        <w:br/>
+        <w:t>→ Initialize id and name</w:t>
+      </w:r>
+    </w:p>
+    <w:p>
+      <w:pPr>
+        <w:spacing w:before="100" w:beforeAutospacing="1" w:after="100" w:afterAutospacing="1" w:line="240" w:lineRule="auto"/>
+        <w:rPr>
+          <w:rFonts w:ascii="Times New Roman" w:eastAsia="Times New Roman" w:hAnsi="Times New Roman" w:cs="Times New Roman"/>
+          <w:sz w:val="24"/>
+          <w:szCs w:val="24"/>
+        </w:rPr>
+      </w:pPr>
+      <w:r>
+        <w:rPr>
+          <w:rFonts w:ascii="Times New Roman" w:eastAsia="Times New Roman" w:hAnsi="Times New Roman" w:cs="Times New Roman"/>
+          <w:sz w:val="24"/>
+          <w:szCs w:val="24"/>
+        </w:rPr>
+        <w:t>Public Methods</w:t>
+      </w:r>
+      <w:proofErr w:type="gramStart"/>
+      <w:r>
+        <w:rPr>
+          <w:rFonts w:ascii="Times New Roman" w:eastAsia="Times New Roman" w:hAnsi="Times New Roman" w:cs="Times New Roman"/>
+          <w:sz w:val="24"/>
+          <w:szCs w:val="24"/>
+        </w:rPr>
+        <w:t>:</w:t>
+      </w:r>
+      <w:proofErr w:type="gramEnd"/>
+      <w:r>
+        <w:rPr>
+          <w:rFonts w:ascii="Times New Roman" w:eastAsia="Times New Roman" w:hAnsi="Times New Roman" w:cs="Times New Roman"/>
+          <w:sz w:val="24"/>
+          <w:szCs w:val="24"/>
+        </w:rPr>
+        <w:br/>
+        <w:t xml:space="preserve">public </w:t>
+      </w:r>
+      <w:proofErr w:type="spellStart"/>
+      <w:r>
+        <w:rPr>
+          <w:rFonts w:ascii="Times New Roman" w:eastAsia="Times New Roman" w:hAnsi="Times New Roman" w:cs="Times New Roman"/>
+          <w:sz w:val="24"/>
+          <w:szCs w:val="24"/>
+        </w:rPr>
+        <w:t>int</w:t>
+      </w:r>
+      <w:proofErr w:type="spellEnd"/>
+      <w:r>
+        <w:rPr>
+          <w:rFonts w:ascii="Times New Roman" w:eastAsia="Times New Roman" w:hAnsi="Times New Roman" w:cs="Times New Roman"/>
+          <w:sz w:val="24"/>
+          <w:szCs w:val="24"/>
+        </w:rPr>
+        <w:t xml:space="preserve"> </w:t>
+      </w:r>
+      <w:proofErr w:type="spellStart"/>
+      <w:r>
+        <w:rPr>
+          <w:rFonts w:ascii="Times New Roman" w:eastAsia="Times New Roman" w:hAnsi="Times New Roman" w:cs="Times New Roman"/>
+          <w:sz w:val="24"/>
+          <w:szCs w:val="24"/>
+        </w:rPr>
+        <w:t>getId</w:t>
       </w:r>
       <w:proofErr w:type="spellEnd"/>
       <w:r>
@@ -236,6 +524,42 @@
           <w:szCs w:val="24"/>
         </w:rPr>
         <w:t>();</w:t>
+      </w:r>
+      <w:r>
+        <w:rPr>
+          <w:rFonts w:ascii="Times New Roman" w:eastAsia="Times New Roman" w:hAnsi="Times New Roman" w:cs="Times New Roman"/>
+          <w:sz w:val="24"/>
+          <w:szCs w:val="24"/>
+        </w:rPr>
+        <w:br/>
+        <w:t xml:space="preserve">public String </w:t>
+      </w:r>
+      <w:proofErr w:type="spellStart"/>
+      <w:r>
+        <w:rPr>
+          <w:rFonts w:ascii="Times New Roman" w:eastAsia="Times New Roman" w:hAnsi="Times New Roman" w:cs="Times New Roman"/>
+          <w:sz w:val="24"/>
+          <w:szCs w:val="24"/>
+        </w:rPr>
+        <w:t>getName</w:t>
+      </w:r>
+      <w:proofErr w:type="spellEnd"/>
+      <w:r>
+        <w:rPr>
+          <w:rFonts w:ascii="Times New Roman" w:eastAsia="Times New Roman" w:hAnsi="Times New Roman" w:cs="Times New Roman"/>
+          <w:sz w:val="24"/>
+          <w:szCs w:val="24"/>
+        </w:rPr>
+        <w:t>();</w:t>
+      </w:r>
+      <w:r>
+        <w:rPr>
+          <w:rFonts w:ascii="Times New Roman" w:eastAsia="Times New Roman" w:hAnsi="Times New Roman" w:cs="Times New Roman"/>
+          <w:sz w:val="24"/>
+          <w:szCs w:val="24"/>
+        </w:rPr>
+        <w:br/>
+        <w:t>public abstract void display();</w:t>
       </w:r>
     </w:p>
     <w:p>
@@ -273,7 +597,39 @@
           <w:sz w:val="24"/>
           <w:szCs w:val="24"/>
         </w:rPr>
-        <w:t>Abstract Class: Person</w:t>
+        <w:t>Derived Class: Student</w:t>
+      </w:r>
+      <w:r>
+        <w:rPr>
+          <w:rFonts w:ascii="Times New Roman" w:eastAsia="Times New Roman" w:hAnsi="Times New Roman" w:cs="Times New Roman"/>
+          <w:sz w:val="24"/>
+          <w:szCs w:val="24"/>
+        </w:rPr>
+        <w:t xml:space="preserve"> </w:t>
+      </w:r>
+      <w:r>
+        <w:rPr>
+          <w:rFonts w:ascii="Times New Roman" w:eastAsia="Times New Roman" w:hAnsi="Times New Roman" w:cs="Times New Roman"/>
+          <w:sz w:val="24"/>
+          <w:szCs w:val="24"/>
+        </w:rPr>
+        <w:t>Extends: Person</w:t>
+      </w:r>
+      <w:r>
+        <w:rPr>
+          <w:rFonts w:ascii="Times New Roman" w:eastAsia="Times New Roman" w:hAnsi="Times New Roman" w:cs="Times New Roman"/>
+          <w:sz w:val="24"/>
+          <w:szCs w:val="24"/>
+        </w:rPr>
+        <w:t xml:space="preserve"> </w:t>
+      </w:r>
+      <w:r>
+        <w:rPr>
+          <w:rFonts w:ascii="Times New Roman" w:eastAsia="Times New Roman" w:hAnsi="Times New Roman" w:cs="Times New Roman"/>
+          <w:sz w:val="24"/>
+          <w:szCs w:val="24"/>
+        </w:rPr>
+        <w:t>Implements: Exam</w:t>
       </w:r>
     </w:p>
     <w:p>
@@ -338,60 +694,34 @@
           <w:sz w:val="24"/>
           <w:szCs w:val="24"/>
         </w:rPr>
-        <w:t xml:space="preserve"> id;</w:t>
-      </w:r>
-      <w:r>
-        <w:rPr>
-          <w:rFonts w:ascii="Times New Roman" w:eastAsia="Times New Roman" w:hAnsi="Times New Roman" w:cs="Times New Roman"/>
-          <w:sz w:val="24"/>
-          <w:szCs w:val="24"/>
-        </w:rPr>
-        <w:br/>
-        <w:t>protected String name;</w:t>
-      </w:r>
-      <w:r>
-        <w:rPr>
-          <w:rFonts w:ascii="Times New Roman" w:eastAsia="Times New Roman" w:hAnsi="Times New Roman" w:cs="Times New Roman"/>
-          <w:sz w:val="24"/>
-          <w:szCs w:val="24"/>
-        </w:rPr>
-        <w:br/>
-        <w:t xml:space="preserve">public String </w:t>
-      </w:r>
-      <w:proofErr w:type="spellStart"/>
-      <w:r>
-        <w:rPr>
-          <w:rFonts w:ascii="Times New Roman" w:eastAsia="Times New Roman" w:hAnsi="Times New Roman" w:cs="Times New Roman"/>
-          <w:sz w:val="24"/>
-          <w:szCs w:val="24"/>
-        </w:rPr>
-        <w:t>collegeName</w:t>
-      </w:r>
-      <w:proofErr w:type="spellEnd"/>
-      <w:r>
-        <w:rPr>
-          <w:rFonts w:ascii="Times New Roman" w:eastAsia="Times New Roman" w:hAnsi="Times New Roman" w:cs="Times New Roman"/>
-          <w:sz w:val="24"/>
-          <w:szCs w:val="24"/>
-        </w:rPr>
-        <w:t xml:space="preserve"> = "ABC College";</w:t>
-      </w:r>
-    </w:p>
-    <w:p>
-      <w:pPr>
-        <w:spacing w:before="100" w:beforeAutospacing="1" w:after="100" w:afterAutospacing="1" w:line="240" w:lineRule="auto"/>
-        <w:rPr>
-          <w:rFonts w:ascii="Times New Roman" w:eastAsia="Times New Roman" w:hAnsi="Times New Roman" w:cs="Times New Roman"/>
-          <w:sz w:val="24"/>
-          <w:szCs w:val="24"/>
-        </w:rPr>
-      </w:pPr>
-      <w:r>
-        <w:rPr>
-          <w:rFonts w:ascii="Times New Roman" w:eastAsia="Times New Roman" w:hAnsi="Times New Roman" w:cs="Times New Roman"/>
-          <w:sz w:val="24"/>
-          <w:szCs w:val="24"/>
-        </w:rPr>
+        <w:t xml:space="preserve"> marks;</w:t>
+      </w:r>
+      <w:r>
+        <w:rPr>
+          <w:rFonts w:ascii="Times New Roman" w:eastAsia="Times New Roman" w:hAnsi="Times New Roman" w:cs="Times New Roman"/>
+          <w:sz w:val="24"/>
+          <w:szCs w:val="24"/>
+        </w:rPr>
+        <w:br/>
+        <w:t>private String grade;</w:t>
+      </w:r>
+    </w:p>
+    <w:p>
+      <w:pPr>
+        <w:spacing w:before="100" w:beforeAutospacing="1" w:after="100" w:afterAutospacing="1" w:line="240" w:lineRule="auto"/>
+        <w:rPr>
+          <w:rFonts w:ascii="Times New Roman" w:eastAsia="Times New Roman" w:hAnsi="Times New Roman" w:cs="Times New Roman"/>
+          <w:sz w:val="24"/>
+          <w:szCs w:val="24"/>
+        </w:rPr>
+      </w:pPr>
+      <w:r>
+        <w:rPr>
+          <w:rFonts w:ascii="Times New Roman" w:eastAsia="Times New Roman" w:hAnsi="Times New Roman" w:cs="Times New Roman"/>
+          <w:sz w:val="24"/>
+          <w:szCs w:val="24"/>
+        </w:rPr>
+        <w:lastRenderedPageBreak/>
         <w:t>Constructor</w:t>
       </w:r>
       <w:proofErr w:type="gramStart"/>
@@ -411,7 +741,15 @@
           <w:szCs w:val="24"/>
         </w:rPr>
         <w:br/>
-        <w:t>Person(</w:t>
+      </w:r>
+      <w:bookmarkStart w:id="0" w:name="_GoBack"/>
+      <w:r>
+        <w:rPr>
+          <w:rFonts w:ascii="Times New Roman" w:eastAsia="Times New Roman" w:hAnsi="Times New Roman" w:cs="Times New Roman"/>
+          <w:sz w:val="24"/>
+          <w:szCs w:val="24"/>
+        </w:rPr>
+        <w:t>Student(</w:t>
       </w:r>
       <w:proofErr w:type="spellStart"/>
       <w:r>
@@ -438,26 +776,45 @@
           <w:szCs w:val="24"/>
         </w:rPr>
         <w:br/>
-        <w:t>→ Initialize id and name</w:t>
-      </w:r>
-    </w:p>
-    <w:p>
-      <w:pPr>
-        <w:spacing w:before="100" w:beforeAutospacing="1" w:after="100" w:afterAutospacing="1" w:line="240" w:lineRule="auto"/>
-        <w:rPr>
-          <w:rFonts w:ascii="Times New Roman" w:eastAsia="Times New Roman" w:hAnsi="Times New Roman" w:cs="Times New Roman"/>
-          <w:sz w:val="24"/>
-          <w:szCs w:val="24"/>
-        </w:rPr>
-      </w:pPr>
-      <w:r>
-        <w:rPr>
-          <w:rFonts w:ascii="Times New Roman" w:eastAsia="Times New Roman" w:hAnsi="Times New Roman" w:cs="Times New Roman"/>
-          <w:sz w:val="24"/>
-          <w:szCs w:val="24"/>
-        </w:rPr>
-        <w:t>Public Methods</w:t>
-      </w:r>
+      </w:r>
+      <w:bookmarkEnd w:id="0"/>
+      <w:r>
+        <w:rPr>
+          <w:rFonts w:ascii="Times New Roman" w:eastAsia="Times New Roman" w:hAnsi="Times New Roman" w:cs="Times New Roman"/>
+          <w:sz w:val="24"/>
+          <w:szCs w:val="24"/>
+        </w:rPr>
+        <w:t>→ Call super(id, name)</w:t>
+      </w:r>
+    </w:p>
+    <w:p>
+      <w:pPr>
+        <w:spacing w:before="100" w:beforeAutospacing="1" w:after="100" w:afterAutospacing="1" w:line="240" w:lineRule="auto"/>
+        <w:rPr>
+          <w:rFonts w:ascii="Times New Roman" w:eastAsia="Times New Roman" w:hAnsi="Times New Roman" w:cs="Times New Roman"/>
+          <w:sz w:val="24"/>
+          <w:szCs w:val="24"/>
+        </w:rPr>
+      </w:pPr>
+      <w:r>
+        <w:rPr>
+          <w:rFonts w:ascii="Times New Roman" w:eastAsia="Times New Roman" w:hAnsi="Times New Roman" w:cs="Times New Roman"/>
+          <w:sz w:val="24"/>
+          <w:szCs w:val="24"/>
+        </w:rPr>
+        <w:t>Methods:</w:t>
+      </w:r>
+    </w:p>
+    <w:p>
+      <w:pPr>
+        <w:spacing w:before="100" w:beforeAutospacing="1" w:after="100" w:afterAutospacing="1" w:line="240" w:lineRule="auto"/>
+        <w:rPr>
+          <w:rFonts w:ascii="Times New Roman" w:eastAsia="Times New Roman" w:hAnsi="Times New Roman" w:cs="Times New Roman"/>
+          <w:sz w:val="24"/>
+          <w:szCs w:val="24"/>
+        </w:rPr>
+      </w:pPr>
+      <w:proofErr w:type="spellStart"/>
       <w:proofErr w:type="gramStart"/>
       <w:r>
         <w:rPr>
@@ -465,8 +822,18 @@
           <w:sz w:val="24"/>
           <w:szCs w:val="24"/>
         </w:rPr>
-        <w:t>:</w:t>
-      </w:r>
+        <w:t>enterMarks</w:t>
+      </w:r>
+      <w:proofErr w:type="spellEnd"/>
+      <w:r>
+        <w:rPr>
+          <w:rFonts w:ascii="Times New Roman" w:eastAsia="Times New Roman" w:hAnsi="Times New Roman" w:cs="Times New Roman"/>
+          <w:sz w:val="24"/>
+          <w:szCs w:val="24"/>
+        </w:rPr>
+        <w:t>(</w:t>
+      </w:r>
+      <w:proofErr w:type="spellStart"/>
       <w:proofErr w:type="gramEnd"/>
       <w:r>
         <w:rPr>
@@ -474,16 +841,6 @@
           <w:sz w:val="24"/>
           <w:szCs w:val="24"/>
         </w:rPr>
-        <w:br/>
-        <w:t xml:space="preserve">public </w:t>
-      </w:r>
-      <w:proofErr w:type="spellStart"/>
-      <w:r>
-        <w:rPr>
-          <w:rFonts w:ascii="Times New Roman" w:eastAsia="Times New Roman" w:hAnsi="Times New Roman" w:cs="Times New Roman"/>
-          <w:sz w:val="24"/>
-          <w:szCs w:val="24"/>
-        </w:rPr>
         <w:t>int</w:t>
       </w:r>
       <w:proofErr w:type="spellEnd"/>
@@ -493,61 +850,171 @@
           <w:sz w:val="24"/>
           <w:szCs w:val="24"/>
         </w:rPr>
-        <w:t xml:space="preserve"> </w:t>
-      </w:r>
-      <w:proofErr w:type="spellStart"/>
-      <w:r>
-        <w:rPr>
-          <w:rFonts w:ascii="Times New Roman" w:eastAsia="Times New Roman" w:hAnsi="Times New Roman" w:cs="Times New Roman"/>
-          <w:sz w:val="24"/>
-          <w:szCs w:val="24"/>
-        </w:rPr>
-        <w:t>getId</w:t>
-      </w:r>
-      <w:proofErr w:type="spellEnd"/>
-      <w:r>
-        <w:rPr>
-          <w:rFonts w:ascii="Times New Roman" w:eastAsia="Times New Roman" w:hAnsi="Times New Roman" w:cs="Times New Roman"/>
-          <w:sz w:val="24"/>
-          <w:szCs w:val="24"/>
-        </w:rPr>
-        <w:t>();</w:t>
-      </w:r>
-      <w:r>
-        <w:rPr>
-          <w:rFonts w:ascii="Times New Roman" w:eastAsia="Times New Roman" w:hAnsi="Times New Roman" w:cs="Times New Roman"/>
-          <w:sz w:val="24"/>
-          <w:szCs w:val="24"/>
-        </w:rPr>
-        <w:br/>
-        <w:t xml:space="preserve">public String </w:t>
-      </w:r>
-      <w:proofErr w:type="spellStart"/>
-      <w:r>
-        <w:rPr>
-          <w:rFonts w:ascii="Times New Roman" w:eastAsia="Times New Roman" w:hAnsi="Times New Roman" w:cs="Times New Roman"/>
-          <w:sz w:val="24"/>
-          <w:szCs w:val="24"/>
-        </w:rPr>
-        <w:t>getName</w:t>
-      </w:r>
-      <w:proofErr w:type="spellEnd"/>
-      <w:r>
-        <w:rPr>
-          <w:rFonts w:ascii="Times New Roman" w:eastAsia="Times New Roman" w:hAnsi="Times New Roman" w:cs="Times New Roman"/>
-          <w:sz w:val="24"/>
-          <w:szCs w:val="24"/>
-        </w:rPr>
-        <w:t>();</w:t>
-      </w:r>
-      <w:r>
-        <w:rPr>
-          <w:rFonts w:ascii="Times New Roman" w:eastAsia="Times New Roman" w:hAnsi="Times New Roman" w:cs="Times New Roman"/>
-          <w:sz w:val="24"/>
-          <w:szCs w:val="24"/>
-        </w:rPr>
-        <w:br/>
-        <w:t>public abstract void display();</w:t>
+        <w:t xml:space="preserve"> marks)</w:t>
+      </w:r>
+      <w:r>
+        <w:rPr>
+          <w:rFonts w:ascii="Times New Roman" w:eastAsia="Times New Roman" w:hAnsi="Times New Roman" w:cs="Times New Roman"/>
+          <w:sz w:val="24"/>
+          <w:szCs w:val="24"/>
+        </w:rPr>
+        <w:br/>
+        <w:t>→ If marks &lt; 0 OR marks &gt; 100</w:t>
+      </w:r>
+      <w:r>
+        <w:rPr>
+          <w:rFonts w:ascii="Times New Roman" w:eastAsia="Times New Roman" w:hAnsi="Times New Roman" w:cs="Times New Roman"/>
+          <w:sz w:val="24"/>
+          <w:szCs w:val="24"/>
+        </w:rPr>
+        <w:br/>
+        <w:t xml:space="preserve">→ Throw </w:t>
+      </w:r>
+      <w:proofErr w:type="spellStart"/>
+      <w:r>
+        <w:rPr>
+          <w:rFonts w:ascii="Times New Roman" w:eastAsia="Times New Roman" w:hAnsi="Times New Roman" w:cs="Times New Roman"/>
+          <w:sz w:val="24"/>
+          <w:szCs w:val="24"/>
+        </w:rPr>
+        <w:t>InvalidMarksException</w:t>
+      </w:r>
+      <w:proofErr w:type="spellEnd"/>
+      <w:r>
+        <w:rPr>
+          <w:rFonts w:ascii="Times New Roman" w:eastAsia="Times New Roman" w:hAnsi="Times New Roman" w:cs="Times New Roman"/>
+          <w:sz w:val="24"/>
+          <w:szCs w:val="24"/>
+        </w:rPr>
+        <w:br/>
+        <w:t>→ Else assign marks</w:t>
+      </w:r>
+    </w:p>
+    <w:p>
+      <w:pPr>
+        <w:spacing w:before="100" w:beforeAutospacing="1" w:after="100" w:afterAutospacing="1" w:line="240" w:lineRule="auto"/>
+        <w:rPr>
+          <w:rFonts w:ascii="Times New Roman" w:eastAsia="Times New Roman" w:hAnsi="Times New Roman" w:cs="Times New Roman"/>
+          <w:sz w:val="24"/>
+          <w:szCs w:val="24"/>
+        </w:rPr>
+      </w:pPr>
+      <w:proofErr w:type="spellStart"/>
+      <w:proofErr w:type="gramStart"/>
+      <w:r>
+        <w:rPr>
+          <w:rFonts w:ascii="Times New Roman" w:eastAsia="Times New Roman" w:hAnsi="Times New Roman" w:cs="Times New Roman"/>
+          <w:sz w:val="24"/>
+          <w:szCs w:val="24"/>
+        </w:rPr>
+        <w:t>calculateGrade</w:t>
+      </w:r>
+      <w:proofErr w:type="spellEnd"/>
+      <w:r>
+        <w:rPr>
+          <w:rFonts w:ascii="Times New Roman" w:eastAsia="Times New Roman" w:hAnsi="Times New Roman" w:cs="Times New Roman"/>
+          <w:sz w:val="24"/>
+          <w:szCs w:val="24"/>
+        </w:rPr>
+        <w:t>(</w:t>
+      </w:r>
+      <w:proofErr w:type="gramEnd"/>
+      <w:r>
+        <w:rPr>
+          <w:rFonts w:ascii="Times New Roman" w:eastAsia="Times New Roman" w:hAnsi="Times New Roman" w:cs="Times New Roman"/>
+          <w:sz w:val="24"/>
+          <w:szCs w:val="24"/>
+        </w:rPr>
+        <w:t>)</w:t>
+      </w:r>
+      <w:r>
+        <w:rPr>
+          <w:rFonts w:ascii="Times New Roman" w:eastAsia="Times New Roman" w:hAnsi="Times New Roman" w:cs="Times New Roman"/>
+          <w:sz w:val="24"/>
+          <w:szCs w:val="24"/>
+        </w:rPr>
+        <w:br/>
+        <w:t>→ If marks ≥ 90 → Grade A</w:t>
+      </w:r>
+      <w:r>
+        <w:rPr>
+          <w:rFonts w:ascii="Times New Roman" w:eastAsia="Times New Roman" w:hAnsi="Times New Roman" w:cs="Times New Roman"/>
+          <w:sz w:val="24"/>
+          <w:szCs w:val="24"/>
+        </w:rPr>
+        <w:br/>
+        <w:t>→ If marks ≥ 75 → Grade B</w:t>
+      </w:r>
+      <w:r>
+        <w:rPr>
+          <w:rFonts w:ascii="Times New Roman" w:eastAsia="Times New Roman" w:hAnsi="Times New Roman" w:cs="Times New Roman"/>
+          <w:sz w:val="24"/>
+          <w:szCs w:val="24"/>
+        </w:rPr>
+        <w:br/>
+        <w:t>→ If marks ≥ 50 → Grade C</w:t>
+      </w:r>
+      <w:r>
+        <w:rPr>
+          <w:rFonts w:ascii="Times New Roman" w:eastAsia="Times New Roman" w:hAnsi="Times New Roman" w:cs="Times New Roman"/>
+          <w:sz w:val="24"/>
+          <w:szCs w:val="24"/>
+        </w:rPr>
+        <w:br/>
+        <w:t>→ Else → Fail</w:t>
+      </w:r>
+    </w:p>
+    <w:p>
+      <w:pPr>
+        <w:spacing w:before="100" w:beforeAutospacing="1" w:after="100" w:afterAutospacing="1" w:line="240" w:lineRule="auto"/>
+        <w:rPr>
+          <w:rFonts w:ascii="Times New Roman" w:eastAsia="Times New Roman" w:hAnsi="Times New Roman" w:cs="Times New Roman"/>
+          <w:sz w:val="24"/>
+          <w:szCs w:val="24"/>
+        </w:rPr>
+      </w:pPr>
+      <w:r>
+        <w:rPr>
+          <w:rFonts w:ascii="Times New Roman" w:eastAsia="Times New Roman" w:hAnsi="Times New Roman" w:cs="Times New Roman"/>
+          <w:sz w:val="24"/>
+          <w:szCs w:val="24"/>
+        </w:rPr>
+        <w:t>@Override</w:t>
+      </w:r>
+      <w:r>
+        <w:rPr>
+          <w:rFonts w:ascii="Times New Roman" w:eastAsia="Times New Roman" w:hAnsi="Times New Roman" w:cs="Times New Roman"/>
+          <w:sz w:val="24"/>
+          <w:szCs w:val="24"/>
+        </w:rPr>
+        <w:br/>
+      </w:r>
+      <w:proofErr w:type="gramStart"/>
+      <w:r>
+        <w:rPr>
+          <w:rFonts w:ascii="Times New Roman" w:eastAsia="Times New Roman" w:hAnsi="Times New Roman" w:cs="Times New Roman"/>
+          <w:sz w:val="24"/>
+          <w:szCs w:val="24"/>
+        </w:rPr>
+        <w:t>display(</w:t>
+      </w:r>
+      <w:proofErr w:type="gramEnd"/>
+      <w:r>
+        <w:rPr>
+          <w:rFonts w:ascii="Times New Roman" w:eastAsia="Times New Roman" w:hAnsi="Times New Roman" w:cs="Times New Roman"/>
+          <w:sz w:val="24"/>
+          <w:szCs w:val="24"/>
+        </w:rPr>
+        <w:t>)</w:t>
+      </w:r>
+      <w:r>
+        <w:rPr>
+          <w:rFonts w:ascii="Times New Roman" w:eastAsia="Times New Roman" w:hAnsi="Times New Roman" w:cs="Times New Roman"/>
+          <w:sz w:val="24"/>
+          <w:szCs w:val="24"/>
+        </w:rPr>
+        <w:br/>
+        <w:t>→ Display id, name, marks, grade</w:t>
       </w:r>
     </w:p>
     <w:p>
@@ -567,431 +1034,6 @@
         </w:rPr>
         <w:pict>
           <v:rect id="_x0000_i1028" style="width:0;height:1.5pt" o:hralign="center" o:hrstd="t" o:hr="t" fillcolor="#a0a0a0" stroked="f"/>
-        </w:pict>
-      </w:r>
-    </w:p>
-    <w:p>
-      <w:pPr>
-        <w:spacing w:before="100" w:beforeAutospacing="1" w:after="100" w:afterAutospacing="1" w:line="240" w:lineRule="auto"/>
-        <w:rPr>
-          <w:rFonts w:ascii="Times New Roman" w:eastAsia="Times New Roman" w:hAnsi="Times New Roman" w:cs="Times New Roman"/>
-          <w:sz w:val="24"/>
-          <w:szCs w:val="24"/>
-        </w:rPr>
-      </w:pPr>
-      <w:r>
-        <w:rPr>
-          <w:rFonts w:ascii="Times New Roman" w:eastAsia="Times New Roman" w:hAnsi="Times New Roman" w:cs="Times New Roman"/>
-          <w:sz w:val="24"/>
-          <w:szCs w:val="24"/>
-        </w:rPr>
-        <w:t>Derived Class: Student</w:t>
-      </w:r>
-      <w:r>
-        <w:rPr>
-          <w:rFonts w:ascii="Times New Roman" w:eastAsia="Times New Roman" w:hAnsi="Times New Roman" w:cs="Times New Roman"/>
-          <w:sz w:val="24"/>
-          <w:szCs w:val="24"/>
-        </w:rPr>
-        <w:br/>
-        <w:t>Extends: Person</w:t>
-      </w:r>
-      <w:r>
-        <w:rPr>
-          <w:rFonts w:ascii="Times New Roman" w:eastAsia="Times New Roman" w:hAnsi="Times New Roman" w:cs="Times New Roman"/>
-          <w:sz w:val="24"/>
-          <w:szCs w:val="24"/>
-        </w:rPr>
-        <w:br/>
-        <w:t>Implements: Exam</w:t>
-      </w:r>
-    </w:p>
-    <w:p>
-      <w:pPr>
-        <w:spacing w:before="100" w:beforeAutospacing="1" w:after="100" w:afterAutospacing="1" w:line="240" w:lineRule="auto"/>
-        <w:rPr>
-          <w:rFonts w:ascii="Times New Roman" w:eastAsia="Times New Roman" w:hAnsi="Times New Roman" w:cs="Times New Roman"/>
-          <w:sz w:val="24"/>
-          <w:szCs w:val="24"/>
-        </w:rPr>
-      </w:pPr>
-      <w:r>
-        <w:rPr>
-          <w:rFonts w:ascii="Times New Roman" w:eastAsia="Times New Roman" w:hAnsi="Times New Roman" w:cs="Times New Roman"/>
-          <w:sz w:val="24"/>
-          <w:szCs w:val="24"/>
-        </w:rPr>
-        <w:t xml:space="preserve">Access </w:t>
-      </w:r>
-      <w:proofErr w:type="spellStart"/>
-      <w:r>
-        <w:rPr>
-          <w:rFonts w:ascii="Times New Roman" w:eastAsia="Times New Roman" w:hAnsi="Times New Roman" w:cs="Times New Roman"/>
-          <w:sz w:val="24"/>
-          <w:szCs w:val="24"/>
-        </w:rPr>
-        <w:t>Specifiers</w:t>
-      </w:r>
-      <w:proofErr w:type="spellEnd"/>
-      <w:proofErr w:type="gramStart"/>
-      <w:r>
-        <w:rPr>
-          <w:rFonts w:ascii="Times New Roman" w:eastAsia="Times New Roman" w:hAnsi="Times New Roman" w:cs="Times New Roman"/>
-          <w:sz w:val="24"/>
-          <w:szCs w:val="24"/>
-        </w:rPr>
-        <w:t>:</w:t>
-      </w:r>
-      <w:proofErr w:type="gramEnd"/>
-      <w:r>
-        <w:rPr>
-          <w:rFonts w:ascii="Times New Roman" w:eastAsia="Times New Roman" w:hAnsi="Times New Roman" w:cs="Times New Roman"/>
-          <w:sz w:val="24"/>
-          <w:szCs w:val="24"/>
-        </w:rPr>
-        <w:br/>
-        <w:t xml:space="preserve">private </w:t>
-      </w:r>
-      <w:proofErr w:type="spellStart"/>
-      <w:r>
-        <w:rPr>
-          <w:rFonts w:ascii="Times New Roman" w:eastAsia="Times New Roman" w:hAnsi="Times New Roman" w:cs="Times New Roman"/>
-          <w:sz w:val="24"/>
-          <w:szCs w:val="24"/>
-        </w:rPr>
-        <w:t>int</w:t>
-      </w:r>
-      <w:proofErr w:type="spellEnd"/>
-      <w:r>
-        <w:rPr>
-          <w:rFonts w:ascii="Times New Roman" w:eastAsia="Times New Roman" w:hAnsi="Times New Roman" w:cs="Times New Roman"/>
-          <w:sz w:val="24"/>
-          <w:szCs w:val="24"/>
-        </w:rPr>
-        <w:t xml:space="preserve"> marks;</w:t>
-      </w:r>
-      <w:r>
-        <w:rPr>
-          <w:rFonts w:ascii="Times New Roman" w:eastAsia="Times New Roman" w:hAnsi="Times New Roman" w:cs="Times New Roman"/>
-          <w:sz w:val="24"/>
-          <w:szCs w:val="24"/>
-        </w:rPr>
-        <w:br/>
-        <w:t>private String grade;</w:t>
-      </w:r>
-    </w:p>
-    <w:p>
-      <w:pPr>
-        <w:spacing w:before="100" w:beforeAutospacing="1" w:after="100" w:afterAutospacing="1" w:line="240" w:lineRule="auto"/>
-        <w:rPr>
-          <w:rFonts w:ascii="Times New Roman" w:eastAsia="Times New Roman" w:hAnsi="Times New Roman" w:cs="Times New Roman"/>
-          <w:sz w:val="24"/>
-          <w:szCs w:val="24"/>
-        </w:rPr>
-      </w:pPr>
-      <w:r>
-        <w:rPr>
-          <w:rFonts w:ascii="Times New Roman" w:eastAsia="Times New Roman" w:hAnsi="Times New Roman" w:cs="Times New Roman"/>
-          <w:sz w:val="24"/>
-          <w:szCs w:val="24"/>
-        </w:rPr>
-        <w:lastRenderedPageBreak/>
-        <w:t>Constructor</w:t>
-      </w:r>
-      <w:proofErr w:type="gramStart"/>
-      <w:r>
-        <w:rPr>
-          <w:rFonts w:ascii="Times New Roman" w:eastAsia="Times New Roman" w:hAnsi="Times New Roman" w:cs="Times New Roman"/>
-          <w:sz w:val="24"/>
-          <w:szCs w:val="24"/>
-        </w:rPr>
-        <w:t>:</w:t>
-      </w:r>
-      <w:proofErr w:type="gramEnd"/>
-      <w:r>
-        <w:rPr>
-          <w:rFonts w:ascii="Times New Roman" w:eastAsia="Times New Roman" w:hAnsi="Times New Roman" w:cs="Times New Roman"/>
-          <w:sz w:val="24"/>
-          <w:szCs w:val="24"/>
-        </w:rPr>
-        <w:br/>
-        <w:t>Student(</w:t>
-      </w:r>
-      <w:proofErr w:type="spellStart"/>
-      <w:r>
-        <w:rPr>
-          <w:rFonts w:ascii="Times New Roman" w:eastAsia="Times New Roman" w:hAnsi="Times New Roman" w:cs="Times New Roman"/>
-          <w:sz w:val="24"/>
-          <w:szCs w:val="24"/>
-        </w:rPr>
-        <w:t>int</w:t>
-      </w:r>
-      <w:proofErr w:type="spellEnd"/>
-      <w:r>
-        <w:rPr>
-          <w:rFonts w:ascii="Times New Roman" w:eastAsia="Times New Roman" w:hAnsi="Times New Roman" w:cs="Times New Roman"/>
-          <w:sz w:val="24"/>
-          <w:szCs w:val="24"/>
-        </w:rPr>
-        <w:t xml:space="preserve"> id, String name)</w:t>
-      </w:r>
-      <w:r>
-        <w:rPr>
-          <w:rFonts w:ascii="Times New Roman" w:eastAsia="Times New Roman" w:hAnsi="Times New Roman" w:cs="Times New Roman"/>
-          <w:sz w:val="24"/>
-          <w:szCs w:val="24"/>
-        </w:rPr>
-        <w:br/>
-        <w:t>→ Call super(id, name)</w:t>
-      </w:r>
-    </w:p>
-    <w:p>
-      <w:pPr>
-        <w:spacing w:before="100" w:beforeAutospacing="1" w:after="100" w:afterAutospacing="1" w:line="240" w:lineRule="auto"/>
-        <w:rPr>
-          <w:rFonts w:ascii="Times New Roman" w:eastAsia="Times New Roman" w:hAnsi="Times New Roman" w:cs="Times New Roman"/>
-          <w:sz w:val="24"/>
-          <w:szCs w:val="24"/>
-        </w:rPr>
-      </w:pPr>
-      <w:r>
-        <w:rPr>
-          <w:rFonts w:ascii="Times New Roman" w:eastAsia="Times New Roman" w:hAnsi="Times New Roman" w:cs="Times New Roman"/>
-          <w:sz w:val="24"/>
-          <w:szCs w:val="24"/>
-        </w:rPr>
-        <w:t>Methods:</w:t>
-      </w:r>
-    </w:p>
-    <w:p>
-      <w:pPr>
-        <w:spacing w:before="100" w:beforeAutospacing="1" w:after="100" w:afterAutospacing="1" w:line="240" w:lineRule="auto"/>
-        <w:rPr>
-          <w:rFonts w:ascii="Times New Roman" w:eastAsia="Times New Roman" w:hAnsi="Times New Roman" w:cs="Times New Roman"/>
-          <w:sz w:val="24"/>
-          <w:szCs w:val="24"/>
-        </w:rPr>
-      </w:pPr>
-      <w:proofErr w:type="spellStart"/>
-      <w:proofErr w:type="gramStart"/>
-      <w:r>
-        <w:rPr>
-          <w:rFonts w:ascii="Times New Roman" w:eastAsia="Times New Roman" w:hAnsi="Times New Roman" w:cs="Times New Roman"/>
-          <w:sz w:val="24"/>
-          <w:szCs w:val="24"/>
-        </w:rPr>
-        <w:t>enterMarks</w:t>
-      </w:r>
-      <w:proofErr w:type="spellEnd"/>
-      <w:r>
-        <w:rPr>
-          <w:rFonts w:ascii="Times New Roman" w:eastAsia="Times New Roman" w:hAnsi="Times New Roman" w:cs="Times New Roman"/>
-          <w:sz w:val="24"/>
-          <w:szCs w:val="24"/>
-        </w:rPr>
-        <w:t>(</w:t>
-      </w:r>
-      <w:proofErr w:type="spellStart"/>
-      <w:proofErr w:type="gramEnd"/>
-      <w:r>
-        <w:rPr>
-          <w:rFonts w:ascii="Times New Roman" w:eastAsia="Times New Roman" w:hAnsi="Times New Roman" w:cs="Times New Roman"/>
-          <w:sz w:val="24"/>
-          <w:szCs w:val="24"/>
-        </w:rPr>
-        <w:t>int</w:t>
-      </w:r>
-      <w:proofErr w:type="spellEnd"/>
-      <w:r>
-        <w:rPr>
-          <w:rFonts w:ascii="Times New Roman" w:eastAsia="Times New Roman" w:hAnsi="Times New Roman" w:cs="Times New Roman"/>
-          <w:sz w:val="24"/>
-          <w:szCs w:val="24"/>
-        </w:rPr>
-        <w:t xml:space="preserve"> marks)</w:t>
-      </w:r>
-      <w:r>
-        <w:rPr>
-          <w:rFonts w:ascii="Times New Roman" w:eastAsia="Times New Roman" w:hAnsi="Times New Roman" w:cs="Times New Roman"/>
-          <w:sz w:val="24"/>
-          <w:szCs w:val="24"/>
-        </w:rPr>
-        <w:br/>
-        <w:t>→ If marks &lt; 0 OR marks &gt; 100</w:t>
-      </w:r>
-      <w:r>
-        <w:rPr>
-          <w:rFonts w:ascii="Times New Roman" w:eastAsia="Times New Roman" w:hAnsi="Times New Roman" w:cs="Times New Roman"/>
-          <w:sz w:val="24"/>
-          <w:szCs w:val="24"/>
-        </w:rPr>
-        <w:br/>
-        <w:t xml:space="preserve">→ Throw </w:t>
-      </w:r>
-      <w:proofErr w:type="spellStart"/>
-      <w:r>
-        <w:rPr>
-          <w:rFonts w:ascii="Times New Roman" w:eastAsia="Times New Roman" w:hAnsi="Times New Roman" w:cs="Times New Roman"/>
-          <w:sz w:val="24"/>
-          <w:szCs w:val="24"/>
-        </w:rPr>
-        <w:t>InvalidMarksException</w:t>
-      </w:r>
-      <w:proofErr w:type="spellEnd"/>
-      <w:r>
-        <w:rPr>
-          <w:rFonts w:ascii="Times New Roman" w:eastAsia="Times New Roman" w:hAnsi="Times New Roman" w:cs="Times New Roman"/>
-          <w:sz w:val="24"/>
-          <w:szCs w:val="24"/>
-        </w:rPr>
-        <w:br/>
-        <w:t>→ Else assign marks</w:t>
-      </w:r>
-    </w:p>
-    <w:p>
-      <w:pPr>
-        <w:spacing w:before="100" w:beforeAutospacing="1" w:after="100" w:afterAutospacing="1" w:line="240" w:lineRule="auto"/>
-        <w:rPr>
-          <w:rFonts w:ascii="Times New Roman" w:eastAsia="Times New Roman" w:hAnsi="Times New Roman" w:cs="Times New Roman"/>
-          <w:sz w:val="24"/>
-          <w:szCs w:val="24"/>
-        </w:rPr>
-      </w:pPr>
-      <w:proofErr w:type="spellStart"/>
-      <w:proofErr w:type="gramStart"/>
-      <w:r>
-        <w:rPr>
-          <w:rFonts w:ascii="Times New Roman" w:eastAsia="Times New Roman" w:hAnsi="Times New Roman" w:cs="Times New Roman"/>
-          <w:sz w:val="24"/>
-          <w:szCs w:val="24"/>
-        </w:rPr>
-        <w:t>calculateGrade</w:t>
-      </w:r>
-      <w:proofErr w:type="spellEnd"/>
-      <w:r>
-        <w:rPr>
-          <w:rFonts w:ascii="Times New Roman" w:eastAsia="Times New Roman" w:hAnsi="Times New Roman" w:cs="Times New Roman"/>
-          <w:sz w:val="24"/>
-          <w:szCs w:val="24"/>
-        </w:rPr>
-        <w:t>(</w:t>
-      </w:r>
-      <w:proofErr w:type="gramEnd"/>
-      <w:r>
-        <w:rPr>
-          <w:rFonts w:ascii="Times New Roman" w:eastAsia="Times New Roman" w:hAnsi="Times New Roman" w:cs="Times New Roman"/>
-          <w:sz w:val="24"/>
-          <w:szCs w:val="24"/>
-        </w:rPr>
-        <w:t>)</w:t>
-      </w:r>
-      <w:r>
-        <w:rPr>
-          <w:rFonts w:ascii="Times New Roman" w:eastAsia="Times New Roman" w:hAnsi="Times New Roman" w:cs="Times New Roman"/>
-          <w:sz w:val="24"/>
-          <w:szCs w:val="24"/>
-        </w:rPr>
-        <w:br/>
-        <w:t>→ If marks ≥ 90 → Grade A</w:t>
-      </w:r>
-      <w:r>
-        <w:rPr>
-          <w:rFonts w:ascii="Times New Roman" w:eastAsia="Times New Roman" w:hAnsi="Times New Roman" w:cs="Times New Roman"/>
-          <w:sz w:val="24"/>
-          <w:szCs w:val="24"/>
-        </w:rPr>
-        <w:br/>
-        <w:t>→ If marks ≥ 75 → Grade B</w:t>
-      </w:r>
-      <w:r>
-        <w:rPr>
-          <w:rFonts w:ascii="Times New Roman" w:eastAsia="Times New Roman" w:hAnsi="Times New Roman" w:cs="Times New Roman"/>
-          <w:sz w:val="24"/>
-          <w:szCs w:val="24"/>
-        </w:rPr>
-        <w:br/>
-        <w:t>→ If marks ≥ 50 → Grade C</w:t>
-      </w:r>
-      <w:r>
-        <w:rPr>
-          <w:rFonts w:ascii="Times New Roman" w:eastAsia="Times New Roman" w:hAnsi="Times New Roman" w:cs="Times New Roman"/>
-          <w:sz w:val="24"/>
-          <w:szCs w:val="24"/>
-        </w:rPr>
-        <w:br/>
-        <w:t>→ Else → Fail</w:t>
-      </w:r>
-    </w:p>
-    <w:p>
-      <w:pPr>
-        <w:spacing w:before="100" w:beforeAutospacing="1" w:after="100" w:afterAutospacing="1" w:line="240" w:lineRule="auto"/>
-        <w:rPr>
-          <w:rFonts w:ascii="Times New Roman" w:eastAsia="Times New Roman" w:hAnsi="Times New Roman" w:cs="Times New Roman"/>
-          <w:sz w:val="24"/>
-          <w:szCs w:val="24"/>
-        </w:rPr>
-      </w:pPr>
-      <w:r>
-        <w:rPr>
-          <w:rFonts w:ascii="Times New Roman" w:eastAsia="Times New Roman" w:hAnsi="Times New Roman" w:cs="Times New Roman"/>
-          <w:sz w:val="24"/>
-          <w:szCs w:val="24"/>
-        </w:rPr>
-        <w:t>@Override</w:t>
-      </w:r>
-      <w:r>
-        <w:rPr>
-          <w:rFonts w:ascii="Times New Roman" w:eastAsia="Times New Roman" w:hAnsi="Times New Roman" w:cs="Times New Roman"/>
-          <w:sz w:val="24"/>
-          <w:szCs w:val="24"/>
-        </w:rPr>
-        <w:br/>
-      </w:r>
-      <w:proofErr w:type="gramStart"/>
-      <w:r>
-        <w:rPr>
-          <w:rFonts w:ascii="Times New Roman" w:eastAsia="Times New Roman" w:hAnsi="Times New Roman" w:cs="Times New Roman"/>
-          <w:sz w:val="24"/>
-          <w:szCs w:val="24"/>
-        </w:rPr>
-        <w:t>display(</w:t>
-      </w:r>
-      <w:proofErr w:type="gramEnd"/>
-      <w:r>
-        <w:rPr>
-          <w:rFonts w:ascii="Times New Roman" w:eastAsia="Times New Roman" w:hAnsi="Times New Roman" w:cs="Times New Roman"/>
-          <w:sz w:val="24"/>
-          <w:szCs w:val="24"/>
-        </w:rPr>
-        <w:t>)</w:t>
-      </w:r>
-      <w:r>
-        <w:rPr>
-          <w:rFonts w:ascii="Times New Roman" w:eastAsia="Times New Roman" w:hAnsi="Times New Roman" w:cs="Times New Roman"/>
-          <w:sz w:val="24"/>
-          <w:szCs w:val="24"/>
-        </w:rPr>
-        <w:br/>
-        <w:t>→ Display id, name, marks, grade</w:t>
-      </w:r>
-    </w:p>
-    <w:p>
-      <w:pPr>
-        <w:spacing w:after="0" w:line="240" w:lineRule="auto"/>
-        <w:rPr>
-          <w:rFonts w:ascii="Times New Roman" w:eastAsia="Times New Roman" w:hAnsi="Times New Roman" w:cs="Times New Roman"/>
-          <w:sz w:val="24"/>
-          <w:szCs w:val="24"/>
-        </w:rPr>
-      </w:pPr>
-      <w:r>
-        <w:rPr>
-          <w:rFonts w:ascii="Times New Roman" w:eastAsia="Times New Roman" w:hAnsi="Times New Roman" w:cs="Times New Roman"/>
-          <w:sz w:val="24"/>
-          <w:szCs w:val="24"/>
-        </w:rPr>
-        <w:pict>
-          <v:rect id="_x0000_i1029" style="width:0;height:1.5pt" o:hralign="center" o:hrstd="t" o:hr="t" fillcolor="#a0a0a0" stroked="f"/>
         </w:pict>
       </w:r>
     </w:p>
@@ -1176,7 +1218,7 @@
           <w:szCs w:val="24"/>
         </w:rPr>
         <w:pict>
-          <v:rect id="_x0000_i1035" style="width:0;height:1.5pt" o:hralign="center" o:hrstd="t" o:hr="t" fillcolor="#a0a0a0" stroked="f"/>
+          <v:rect id="_x0000_i1029" style="width:0;height:1.5pt" o:hralign="center" o:hrstd="t" o:hr="t" fillcolor="#a0a0a0" stroked="f"/>
         </w:pict>
       </w:r>
     </w:p>
@@ -1279,7 +1321,7 @@
           <w:szCs w:val="24"/>
         </w:rPr>
         <w:pict>
-          <v:rect id="_x0000_i1036" style="width:0;height:1.5pt" o:hralign="center" o:hrstd="t" o:hr="t" fillcolor="#a0a0a0" stroked="f"/>
+          <v:rect id="_x0000_i1030" style="width:0;height:1.5pt" o:hralign="center" o:hrstd="t" o:hr="t" fillcolor="#a0a0a0" stroked="f"/>
         </w:pict>
       </w:r>
     </w:p>
@@ -1399,7 +1441,7 @@
           <w:szCs w:val="24"/>
         </w:rPr>
         <w:pict>
-          <v:rect id="_x0000_i1037" style="width:0;height:1.5pt" o:hralign="center" o:hrstd="t" o:hr="t" fillcolor="#a0a0a0" stroked="f"/>
+          <v:rect id="_x0000_i1031" style="width:0;height:1.5pt" o:hralign="center" o:hrstd="t" o:hr="t" fillcolor="#a0a0a0" stroked="f"/>
         </w:pict>
       </w:r>
     </w:p>
@@ -1765,7 +1807,7 @@
           <w:szCs w:val="24"/>
         </w:rPr>
         <w:pict>
-          <v:rect id="_x0000_i1038" style="width:0;height:1.5pt" o:hralign="center" o:hrstd="t" o:hr="t" fillcolor="#a0a0a0" stroked="f"/>
+          <v:rect id="_x0000_i1032" style="width:0;height:1.5pt" o:hralign="center" o:hrstd="t" o:hr="t" fillcolor="#a0a0a0" stroked="f"/>
         </w:pict>
       </w:r>
     </w:p>
@@ -2282,7 +2324,7 @@
           <w:szCs w:val="24"/>
         </w:rPr>
         <w:pict>
-          <v:rect id="_x0000_i1039" style="width:0;height:1.5pt" o:hralign="center" o:hrstd="t" o:hr="t" fillcolor="#a0a0a0" stroked="f"/>
+          <v:rect id="_x0000_i1033" style="width:0;height:1.5pt" o:hralign="center" o:hrstd="t" o:hr="t" fillcolor="#a0a0a0" stroked="f"/>
         </w:pict>
       </w:r>
     </w:p>
@@ -4102,7 +4144,7 @@
           <w:szCs w:val="24"/>
         </w:rPr>
         <w:pict>
-          <v:rect id="_x0000_i1046" style="width:0;height:1.5pt" o:hralign="center" o:hrstd="t" o:hr="t" fillcolor="#a0a0a0" stroked="f"/>
+          <v:rect id="_x0000_i1034" style="width:0;height:1.5pt" o:hralign="center" o:hrstd="t" o:hr="t" fillcolor="#a0a0a0" stroked="f"/>
         </w:pict>
       </w:r>
     </w:p>
@@ -4475,7 +4517,7 @@
           <w:szCs w:val="24"/>
         </w:rPr>
         <w:pict>
-          <v:rect id="_x0000_i1047" style="width:0;height:1.5pt" o:hralign="center" o:hrstd="t" o:hr="t" fillcolor="#a0a0a0" stroked="f"/>
+          <v:rect id="_x0000_i1035" style="width:0;height:1.5pt" o:hralign="center" o:hrstd="t" o:hr="t" fillcolor="#a0a0a0" stroked="f"/>
         </w:pict>
       </w:r>
     </w:p>
@@ -4702,7 +4744,7 @@
           <w:szCs w:val="24"/>
         </w:rPr>
         <w:pict>
-          <v:rect id="_x0000_i1048" style="width:0;height:1.5pt" o:hralign="center" o:hrstd="t" o:hr="t" fillcolor="#a0a0a0" stroked="f"/>
+          <v:rect id="_x0000_i1036" style="width:0;height:1.5pt" o:hralign="center" o:hrstd="t" o:hr="t" fillcolor="#a0a0a0" stroked="f"/>
         </w:pict>
       </w:r>
     </w:p>
@@ -4911,7 +4953,7 @@
           <w:szCs w:val="24"/>
         </w:rPr>
         <w:pict>
-          <v:rect id="_x0000_i1049" style="width:0;height:1.5pt" o:hralign="center" o:hrstd="t" o:hr="t" fillcolor="#a0a0a0" stroked="f"/>
+          <v:rect id="_x0000_i1037" style="width:0;height:1.5pt" o:hralign="center" o:hrstd="t" o:hr="t" fillcolor="#a0a0a0" stroked="f"/>
         </w:pict>
       </w:r>
     </w:p>
@@ -5168,7 +5210,7 @@
           <w:szCs w:val="24"/>
         </w:rPr>
         <w:pict>
-          <v:rect id="_x0000_i1050" style="width:0;height:1.5pt" o:hralign="center" o:hrstd="t" o:hr="t" fillcolor="#a0a0a0" stroked="f"/>
+          <v:rect id="_x0000_i1038" style="width:0;height:1.5pt" o:hralign="center" o:hrstd="t" o:hr="t" fillcolor="#a0a0a0" stroked="f"/>
         </w:pict>
       </w:r>
     </w:p>
@@ -5586,7 +5628,7 @@
           <w:szCs w:val="24"/>
         </w:rPr>
         <w:pict>
-          <v:rect id="_x0000_i1051" style="width:0;height:1.5pt" o:hralign="center" o:hrstd="t" o:hr="t" fillcolor="#a0a0a0" stroked="f"/>
+          <v:rect id="_x0000_i1039" style="width:0;height:1.5pt" o:hralign="center" o:hrstd="t" o:hr="t" fillcolor="#a0a0a0" stroked="f"/>
         </w:pict>
       </w:r>
     </w:p>
